--- a/AS91896-AS91906 Assessment Template.docx
+++ b/AS91896-AS91906 Assessment Template.docx
@@ -7,10 +7,10 @@
       <w:pPr>
         <w:pStyle w:val="Heading1"/>
         <w:contextualSpacing w:val="0"/>
-        <w:jc w:val="center"/>
       </w:pPr>
-      <w:bookmarkStart w:id="0" w:name="h.uolalqbcn7s6" w:colFirst="0" w:colLast="0"/>
-      <w:bookmarkEnd w:id="0"/>
+      <w:r>
+        <w:t xml:space="preserve">                                  </w:t>
+      </w:r>
       <w:r>
         <w:t>AS91</w:t>
       </w:r>
@@ -166,11 +166,25 @@
                               <w:spacing w:line="240" w:lineRule="auto"/>
                               <w:textDirection w:val="btLr"/>
                             </w:pPr>
+                            <w:proofErr w:type="spellStart"/>
                             <w:r>
                               <w:rPr>
                                 <w:sz w:val="28"/>
                               </w:rPr>
                               <w:t>Name:</w:t>
+                            </w:r>
+                            <w:r>
+                              <w:rPr>
+                                <w:sz w:val="28"/>
+                              </w:rPr>
+                              <w:t>Heinrich</w:t>
+                            </w:r>
+                            <w:proofErr w:type="spellEnd"/>
+                            <w:r>
+                              <w:rPr>
+                                <w:sz w:val="28"/>
+                              </w:rPr>
+                              <w:t xml:space="preserve"> Venter</w:t>
                             </w:r>
                             <w:r>
                               <w:rPr>
@@ -184,6 +198,12 @@
                               </w:rPr>
                               <w:br/>
                               <w:t>Teacher:</w:t>
+                            </w:r>
+                            <w:r>
+                              <w:rPr>
+                                <w:sz w:val="28"/>
+                              </w:rPr>
+                              <w:t xml:space="preserve"> Mark Sutherland</w:t>
                             </w:r>
                             <w:r>
                               <w:rPr>
@@ -231,11 +251,25 @@
                         <w:spacing w:line="240" w:lineRule="auto"/>
                         <w:textDirection w:val="btLr"/>
                       </w:pPr>
+                      <w:proofErr w:type="spellStart"/>
                       <w:r>
                         <w:rPr>
                           <w:sz w:val="28"/>
                         </w:rPr>
                         <w:t>Name:</w:t>
+                      </w:r>
+                      <w:r>
+                        <w:rPr>
+                          <w:sz w:val="28"/>
+                        </w:rPr>
+                        <w:t>Heinrich</w:t>
+                      </w:r>
+                      <w:proofErr w:type="spellEnd"/>
+                      <w:r>
+                        <w:rPr>
+                          <w:sz w:val="28"/>
+                        </w:rPr>
+                        <w:t xml:space="preserve"> Venter</w:t>
                       </w:r>
                       <w:r>
                         <w:rPr>
@@ -249,6 +283,12 @@
                         </w:rPr>
                         <w:br/>
                         <w:t>Teacher:</w:t>
+                      </w:r>
+                      <w:r>
+                        <w:rPr>
+                          <w:sz w:val="28"/>
+                        </w:rPr>
+                        <w:t xml:space="preserve"> Mark Sutherland</w:t>
                       </w:r>
                       <w:r>
                         <w:rPr>
@@ -297,8 +337,8 @@
         <w:pStyle w:val="Heading2"/>
         <w:contextualSpacing w:val="0"/>
       </w:pPr>
-      <w:bookmarkStart w:id="1" w:name="h.gu2kknjpp6tg" w:colFirst="0" w:colLast="0"/>
-      <w:bookmarkEnd w:id="1"/>
+      <w:bookmarkStart w:id="0" w:name="h.gu2kknjpp6tg" w:colFirst="0" w:colLast="0"/>
+      <w:bookmarkEnd w:id="0"/>
       <w:r>
         <w:rPr>
           <w:b w:val="0"/>
@@ -323,8 +363,8 @@
         <w:pStyle w:val="Heading2"/>
         <w:contextualSpacing w:val="0"/>
       </w:pPr>
-      <w:bookmarkStart w:id="2" w:name="h.v09yzeohyr20" w:colFirst="0" w:colLast="0"/>
-      <w:bookmarkEnd w:id="2"/>
+      <w:bookmarkStart w:id="1" w:name="h.v09yzeohyr20" w:colFirst="0" w:colLast="0"/>
+      <w:bookmarkEnd w:id="1"/>
       <w:r>
         <w:rPr>
           <w:noProof/>
@@ -425,8 +465,8 @@
       </w:r>
     </w:p>
     <w:p>
-      <w:bookmarkStart w:id="3" w:name="h.jkozrci5y8nb" w:colFirst="0" w:colLast="0"/>
-      <w:bookmarkEnd w:id="3"/>
+      <w:bookmarkStart w:id="2" w:name="h.jkozrci5y8nb" w:colFirst="0" w:colLast="0"/>
+      <w:bookmarkEnd w:id="2"/>
       <w:r>
         <w:t>2 different variables</w:t>
       </w:r>
@@ -568,8 +608,8 @@
       <w:pPr>
         <w:pStyle w:val="Heading1"/>
       </w:pPr>
-      <w:bookmarkStart w:id="4" w:name="h.mmkjfvu1ceo5" w:colFirst="0" w:colLast="0"/>
-      <w:bookmarkEnd w:id="4"/>
+      <w:bookmarkStart w:id="3" w:name="h.mmkjfvu1ceo5" w:colFirst="0" w:colLast="0"/>
+      <w:bookmarkEnd w:id="3"/>
       <w:r>
         <w:t>Testing</w:t>
       </w:r>
@@ -710,6 +750,9 @@
             <w:pPr>
               <w:spacing w:line="240" w:lineRule="auto"/>
             </w:pPr>
+            <w:r>
+              <w:t xml:space="preserve">Throttle </w:t>
+            </w:r>
           </w:p>
         </w:tc>
         <w:tc>
@@ -727,6 +770,38 @@
             <w:pPr>
               <w:spacing w:line="240" w:lineRule="auto"/>
             </w:pPr>
+            <w:r>
+              <w:t>So with the throttle insert</w:t>
+            </w:r>
+            <w:r>
+              <w:t xml:space="preserve"> inside the throttle assembly</w:t>
+            </w:r>
+            <w:r>
+              <w:t xml:space="preserve">, when </w:t>
+            </w:r>
+            <w:r>
+              <w:t>its twisted</w:t>
+            </w:r>
+            <w:r>
+              <w:t xml:space="preserve"> it should send a signal t</w:t>
+            </w:r>
+            <w:r>
+              <w:t>o the Arduino with its strength depending on how much the throttle is twisted</w:t>
+            </w:r>
+            <w:r>
+              <w:t xml:space="preserve">, with this signal the Arduino </w:t>
+            </w:r>
+            <w:r>
+              <w:t xml:space="preserve">puts out a </w:t>
+            </w:r>
+            <w:proofErr w:type="spellStart"/>
+            <w:r>
+              <w:t>pwm</w:t>
+            </w:r>
+            <w:proofErr w:type="spellEnd"/>
+            <w:r>
+              <w:t xml:space="preserve"> signal to the esc (electronic speed controller) to control how much throttle the esc gives </w:t>
+            </w:r>
           </w:p>
         </w:tc>
         <w:tc>
@@ -744,6 +819,18 @@
             <w:pPr>
               <w:spacing w:line="240" w:lineRule="auto"/>
             </w:pPr>
+            <w:r>
+              <w:t>It</w:t>
+            </w:r>
+            <w:r>
+              <w:t xml:space="preserve"> sent a good signal when the throttle was twisted</w:t>
+            </w:r>
+            <w:r>
+              <w:t>, but when the engine is spinning at a high rpm at the drive shaft x&gt;2750rpm</w:t>
+            </w:r>
+            <w:r>
+              <w:t xml:space="preserve"> it will cause what is called “back emf” which resist the torsion of the motor and starts electrically braking the system</w:t>
+            </w:r>
           </w:p>
         </w:tc>
         <w:tc>
@@ -761,6 +848,15 @@
             <w:pPr>
               <w:spacing w:line="240" w:lineRule="auto"/>
             </w:pPr>
+            <w:r>
+              <w:t>In the code using digital hall effect sensors to sense both the motor and drive shaft rpm</w:t>
+            </w:r>
+            <w:r>
+              <w:t xml:space="preserve">, so that when the motor </w:t>
+            </w:r>
+            <w:r>
+              <w:t xml:space="preserve">and drive shaft exceeds 2750rpm to shut the electromagnetic clutch off and physically shut the electric power system off </w:t>
+            </w:r>
           </w:p>
         </w:tc>
       </w:tr>
@@ -780,6 +876,9 @@
             <w:pPr>
               <w:spacing w:line="240" w:lineRule="auto"/>
             </w:pPr>
+            <w:r>
+              <w:t xml:space="preserve">Clutch </w:t>
+            </w:r>
           </w:p>
         </w:tc>
         <w:tc>
@@ -796,7 +895,57 @@
           <w:p>
             <w:pPr>
               <w:spacing w:line="240" w:lineRule="auto"/>
-            </w:pPr>
+              <w:ind w:left="1440" w:hanging="1440"/>
+              <w:jc w:val="right"/>
+            </w:pPr>
+            <w:r>
+              <w:t>Like the throttle the</w:t>
+            </w:r>
+          </w:p>
+          <w:p>
+            <w:pPr>
+              <w:spacing w:line="240" w:lineRule="auto"/>
+              <w:ind w:left="1440" w:hanging="1440"/>
+              <w:jc w:val="right"/>
+            </w:pPr>
+            <w:r>
+              <w:t>Clutch is controlled a linear hall effect sensor which is attac</w:t>
+            </w:r>
+            <w:r>
+              <w:t>h</w:t>
+            </w:r>
+            <w:r>
+              <w:t xml:space="preserve">ed to the engine at the clutch leaver so when the </w:t>
+            </w:r>
+            <w:r>
+              <w:lastRenderedPageBreak/>
+              <w:t xml:space="preserve">clutch leaver is pulled it gets </w:t>
+            </w:r>
+            <w:proofErr w:type="spellStart"/>
+            <w:r>
+              <w:t>senced</w:t>
+            </w:r>
+            <w:proofErr w:type="spellEnd"/>
+            <w:r>
+              <w:t xml:space="preserve"> by the sensor and send</w:t>
+            </w:r>
+            <w:r>
+              <w:t>s</w:t>
+            </w:r>
+            <w:r>
+              <w:t xml:space="preserve"> a signal to the </w:t>
+            </w:r>
+            <w:proofErr w:type="spellStart"/>
+            <w:r>
+              <w:t>arduino</w:t>
+            </w:r>
+            <w:proofErr w:type="spellEnd"/>
+            <w:r>
+              <w:t xml:space="preserve"> which then </w:t>
+            </w:r>
+            <w:r>
+              <w:t xml:space="preserve">uses a Mosfet to shut the electromagnetic clutch on and off </w:t>
+            </w:r>
           </w:p>
         </w:tc>
         <w:tc>
@@ -814,6 +963,20 @@
             <w:pPr>
               <w:spacing w:line="240" w:lineRule="auto"/>
             </w:pPr>
+            <w:r>
+              <w:lastRenderedPageBreak/>
+              <w:t>It did work but a electromagnet is an inductor which hold</w:t>
+            </w:r>
+            <w:r>
+              <w:t xml:space="preserve">s flux and when the magnet gets switched off no more power is given and the magnet wants to resist that so a huge amount of back emf is produced to try and keep the flux in place </w:t>
+            </w:r>
+            <w:r>
+              <w:t xml:space="preserve">which caused around 200v to surge back into the system not only frying the Mosfet but also the Arduino and this isn’t a good thing to </w:t>
+            </w:r>
+            <w:r>
+              <w:lastRenderedPageBreak/>
+              <w:t xml:space="preserve">happen while its being ridden </w:t>
+            </w:r>
           </w:p>
         </w:tc>
         <w:tc>
@@ -831,6 +994,52 @@
             <w:pPr>
               <w:spacing w:line="240" w:lineRule="auto"/>
             </w:pPr>
+            <w:r>
+              <w:lastRenderedPageBreak/>
+              <w:t xml:space="preserve">To not have this happen again we have to give the </w:t>
+            </w:r>
+            <w:r>
+              <w:t>e</w:t>
+            </w:r>
+            <w:r>
+              <w:t>nergy</w:t>
+            </w:r>
+            <w:r>
+              <w:t xml:space="preserve"> in the system t</w:t>
+            </w:r>
+            <w:r>
+              <w:t xml:space="preserve">o be released or </w:t>
+            </w:r>
+            <w:proofErr w:type="spellStart"/>
+            <w:r>
+              <w:t>atleast</w:t>
+            </w:r>
+            <w:proofErr w:type="spellEnd"/>
+            <w:r>
+              <w:t xml:space="preserve"> dissipate in the system over time the way we do that is one way electric valves called diodes so a Schottky diode (permanent one way valve) will be </w:t>
+            </w:r>
+            <w:r>
+              <w:t xml:space="preserve">added and a Zener diode (pressure sensitive valve (will be closed </w:t>
+            </w:r>
+            <w:r>
+              <w:t xml:space="preserve">when the circuit is being used but when </w:t>
+            </w:r>
+            <w:r>
+              <w:lastRenderedPageBreak/>
+              <w:t>it gets shut off and there is back emf pressure will open up</w:t>
+            </w:r>
+            <w:r>
+              <w:t xml:space="preserve">) these diodes will be placed inn series </w:t>
+            </w:r>
+            <w:r>
+              <w:t>across</w:t>
+            </w:r>
+            <w:r>
+              <w:t xml:space="preserve"> the </w:t>
+            </w:r>
+            <w:r>
+              <w:t>anode and cathode of the electromagnet</w:t>
+            </w:r>
           </w:p>
         </w:tc>
       </w:tr>
@@ -850,6 +1059,9 @@
             <w:pPr>
               <w:spacing w:line="240" w:lineRule="auto"/>
             </w:pPr>
+            <w:r>
+              <w:t>Led matrix</w:t>
+            </w:r>
           </w:p>
         </w:tc>
         <w:tc>
@@ -867,6 +1079,45 @@
             <w:pPr>
               <w:spacing w:line="240" w:lineRule="auto"/>
             </w:pPr>
+            <w:r>
+              <w:t xml:space="preserve">There are 2 lines of </w:t>
+            </w:r>
+            <w:proofErr w:type="spellStart"/>
+            <w:r>
+              <w:t>leds</w:t>
+            </w:r>
+            <w:proofErr w:type="spellEnd"/>
+            <w:r>
+              <w:t xml:space="preserve"> doing one simple thing, showing the rpm of the engine and motor, </w:t>
+            </w:r>
+            <w:r>
+              <w:t xml:space="preserve">this is detected using digital hall effect sensor which </w:t>
+            </w:r>
+            <w:proofErr w:type="spellStart"/>
+            <w:r>
+              <w:t>arnt</w:t>
+            </w:r>
+            <w:proofErr w:type="spellEnd"/>
+            <w:r>
+              <w:t xml:space="preserve"> linear they either give a high or low signal</w:t>
+            </w:r>
+            <w:r>
+              <w:t xml:space="preserve">, so using that there is a magnet on the shafts of the engine and motor and a sensor </w:t>
+            </w:r>
+            <w:r>
+              <w:t xml:space="preserve">counting the rpms of both units the Arduino then reads the signals and the outputs </w:t>
+            </w:r>
+            <w:r>
+              <w:t xml:space="preserve">a voltage to the </w:t>
+            </w:r>
+            <w:proofErr w:type="spellStart"/>
+            <w:r>
+              <w:t>leds</w:t>
+            </w:r>
+            <w:proofErr w:type="spellEnd"/>
+            <w:r>
+              <w:t xml:space="preserve"> showing the rpms</w:t>
+            </w:r>
           </w:p>
         </w:tc>
         <w:tc>
@@ -884,6 +1135,20 @@
             <w:pPr>
               <w:spacing w:line="240" w:lineRule="auto"/>
             </w:pPr>
+            <w:r>
+              <w:t xml:space="preserve">The </w:t>
+            </w:r>
+            <w:proofErr w:type="spellStart"/>
+            <w:r>
+              <w:t>leds</w:t>
+            </w:r>
+            <w:proofErr w:type="spellEnd"/>
+            <w:r>
+              <w:t xml:space="preserve"> did  word </w:t>
+            </w:r>
+            <w:r>
+              <w:t xml:space="preserve">but were a bit bright </w:t>
+            </w:r>
           </w:p>
         </w:tc>
         <w:tc>
@@ -901,6 +1166,20 @@
             <w:pPr>
               <w:spacing w:line="240" w:lineRule="auto"/>
             </w:pPr>
+            <w:r>
+              <w:t xml:space="preserve">1k ohm </w:t>
+            </w:r>
+            <w:r>
+              <w:t xml:space="preserve">resistors will be added in serries to the </w:t>
+            </w:r>
+            <w:proofErr w:type="spellStart"/>
+            <w:r>
+              <w:t>leds</w:t>
+            </w:r>
+            <w:proofErr w:type="spellEnd"/>
+            <w:r>
+              <w:t xml:space="preserve"> to dim them a bit </w:t>
+            </w:r>
           </w:p>
         </w:tc>
       </w:tr>
@@ -920,6 +1199,15 @@
             <w:pPr>
               <w:spacing w:line="240" w:lineRule="auto"/>
             </w:pPr>
+            <w:proofErr w:type="spellStart"/>
+            <w:r>
+              <w:lastRenderedPageBreak/>
+              <w:t>OLed</w:t>
+            </w:r>
+            <w:proofErr w:type="spellEnd"/>
+            <w:r>
+              <w:t xml:space="preserve"> display </w:t>
+            </w:r>
           </w:p>
         </w:tc>
         <w:tc>
@@ -936,7 +1224,34 @@
           <w:p>
             <w:pPr>
               <w:spacing w:line="240" w:lineRule="auto"/>
-            </w:pPr>
+              <w:jc w:val="center"/>
+            </w:pPr>
+            <w:r>
+              <w:t xml:space="preserve">Using the same hall effect sensor on the drive shaft we can calculate the </w:t>
+            </w:r>
+            <w:r>
+              <w:t>actual</w:t>
+            </w:r>
+            <w:r>
+              <w:t xml:space="preserve"> speed that the bike is actually traveling at by using the gear ratio and the </w:t>
+            </w:r>
+            <w:r>
+              <w:t>circumference</w:t>
+            </w:r>
+            <w:r>
+              <w:t xml:space="preserve"> of the rear wheel </w:t>
+            </w:r>
+            <w:r>
+              <w:t xml:space="preserve">in the programme, we can display this on an I2c </w:t>
+            </w:r>
+            <w:proofErr w:type="spellStart"/>
+            <w:r>
+              <w:t>Oled</w:t>
+            </w:r>
+            <w:proofErr w:type="spellEnd"/>
+            <w:r>
+              <w:t xml:space="preserve"> display on the dash next to the led matrixes </w:t>
+            </w:r>
           </w:p>
         </w:tc>
         <w:tc>
@@ -954,6 +1269,9 @@
             <w:pPr>
               <w:spacing w:line="240" w:lineRule="auto"/>
             </w:pPr>
+            <w:r>
+              <w:t xml:space="preserve">It worked for the most part when it was tested </w:t>
+            </w:r>
           </w:p>
         </w:tc>
         <w:tc>
@@ -971,6 +1289,39 @@
             <w:pPr>
               <w:spacing w:line="240" w:lineRule="auto"/>
             </w:pPr>
+            <w:r>
+              <w:t xml:space="preserve">Since the dashboard is </w:t>
+            </w:r>
+            <w:r>
+              <w:t xml:space="preserve">very much exposed to the elements and the electronics </w:t>
+            </w:r>
+            <w:proofErr w:type="spellStart"/>
+            <w:r>
+              <w:t>arnt</w:t>
+            </w:r>
+            <w:proofErr w:type="spellEnd"/>
+            <w:r>
+              <w:t xml:space="preserve"> water proof I will be making a </w:t>
+            </w:r>
+            <w:proofErr w:type="spellStart"/>
+            <w:r>
+              <w:t>plexy</w:t>
+            </w:r>
+            <w:proofErr w:type="spellEnd"/>
+            <w:r>
+              <w:t xml:space="preserve"> glass </w:t>
+            </w:r>
+            <w:r>
+              <w:t xml:space="preserve">face and printing a </w:t>
+            </w:r>
+            <w:proofErr w:type="spellStart"/>
+            <w:r>
+              <w:t>tpu</w:t>
+            </w:r>
+            <w:proofErr w:type="spellEnd"/>
+            <w:r>
+              <w:t xml:space="preserve"> gasket </w:t>
+            </w:r>
           </w:p>
         </w:tc>
       </w:tr>
@@ -3362,6 +3713,7 @@
   <w:style w:type="character" w:default="1" w:styleId="DefaultParagraphFont">
     <w:name w:val="Default Paragraph Font"/>
     <w:uiPriority w:val="1"/>
+    <w:semiHidden/>
     <w:unhideWhenUsed/>
   </w:style>
   <w:style w:type="table" w:default="1" w:styleId="TableNormal">

--- a/AS91896-AS91906 Assessment Template.docx
+++ b/AS91896-AS91906 Assessment Template.docx
@@ -167,6 +167,7 @@
                               <w:textDirection w:val="btLr"/>
                             </w:pPr>
                             <w:proofErr w:type="spellStart"/>
+                            <w:proofErr w:type="gramStart"/>
                             <w:r>
                               <w:rPr>
                                 <w:sz w:val="28"/>
@@ -180,6 +181,7 @@
                               <w:t>Heinrich</w:t>
                             </w:r>
                             <w:proofErr w:type="spellEnd"/>
+                            <w:proofErr w:type="gramEnd"/>
                             <w:r>
                               <w:rPr>
                                 <w:sz w:val="28"/>
@@ -252,6 +254,7 @@
                         <w:textDirection w:val="btLr"/>
                       </w:pPr>
                       <w:proofErr w:type="spellStart"/>
+                      <w:proofErr w:type="gramStart"/>
                       <w:r>
                         <w:rPr>
                           <w:sz w:val="28"/>
@@ -265,6 +268,7 @@
                         <w:t>Heinrich</w:t>
                       </w:r>
                       <w:proofErr w:type="spellEnd"/>
+                      <w:proofErr w:type="gramEnd"/>
                       <w:r>
                         <w:rPr>
                           <w:sz w:val="28"/>
@@ -622,7 +626,21 @@
         <w:rPr>
           <w:color w:val="FF0000"/>
         </w:rPr>
-        <w:t>This Section needs to be completed independently in order to get Merit or Higher.</w:t>
+        <w:t xml:space="preserve">This Section needs to be completed independently </w:t>
+      </w:r>
+      <w:proofErr w:type="gramStart"/>
+      <w:r>
+        <w:rPr>
+          <w:color w:val="FF0000"/>
+        </w:rPr>
+        <w:t>in order to</w:t>
+      </w:r>
+      <w:proofErr w:type="gramEnd"/>
+      <w:r>
+        <w:rPr>
+          <w:color w:val="FF0000"/>
+        </w:rPr>
+        <w:t xml:space="preserve"> get Merit or Higher.</w:t>
       </w:r>
     </w:p>
     <w:p>
@@ -710,8 +728,13 @@
               <w:spacing w:line="240" w:lineRule="auto"/>
             </w:pPr>
             <w:r>
-              <w:t>What actually happened</w:t>
-            </w:r>
+              <w:t xml:space="preserve">What </w:t>
+            </w:r>
+            <w:proofErr w:type="gramStart"/>
+            <w:r>
+              <w:t>actually happened</w:t>
+            </w:r>
+            <w:proofErr w:type="gramEnd"/>
           </w:p>
         </w:tc>
         <w:tc>
@@ -770,8 +793,13 @@
             <w:pPr>
               <w:spacing w:line="240" w:lineRule="auto"/>
             </w:pPr>
-            <w:r>
-              <w:t>So with the throttle insert</w:t>
+            <w:proofErr w:type="gramStart"/>
+            <w:r>
+              <w:t>So</w:t>
+            </w:r>
+            <w:proofErr w:type="gramEnd"/>
+            <w:r>
+              <w:t xml:space="preserve"> with the throttle insert</w:t>
             </w:r>
             <w:r>
               <w:t xml:space="preserve"> inside the throttle assembly</w:t>
@@ -829,7 +857,15 @@
               <w:t>, but when the engine is spinning at a high rpm at the drive shaft x&gt;2750rpm</w:t>
             </w:r>
             <w:r>
-              <w:t xml:space="preserve"> it will cause what is called “back emf” which resist the torsion of the motor and starts electrically braking the system</w:t>
+              <w:t xml:space="preserve"> it will cause what is called “back emf” which resist the torsion of the motor and starts electrically </w:t>
+            </w:r>
+            <w:proofErr w:type="gramStart"/>
+            <w:r>
+              <w:t>braking</w:t>
+            </w:r>
+            <w:proofErr w:type="gramEnd"/>
+            <w:r>
+              <w:t xml:space="preserve"> the system</w:t>
             </w:r>
           </w:p>
         </w:tc>
@@ -915,7 +951,15 @@
               <w:t>h</w:t>
             </w:r>
             <w:r>
-              <w:t xml:space="preserve">ed to the engine at the clutch leaver so when the </w:t>
+              <w:t xml:space="preserve">ed to the engine at the clutch </w:t>
+            </w:r>
+            <w:proofErr w:type="gramStart"/>
+            <w:r>
+              <w:t>leaver</w:t>
+            </w:r>
+            <w:proofErr w:type="gramEnd"/>
+            <w:r>
+              <w:t xml:space="preserve"> so when the </w:t>
             </w:r>
             <w:r>
               <w:lastRenderedPageBreak/>
@@ -965,7 +1009,15 @@
             </w:pPr>
             <w:r>
               <w:lastRenderedPageBreak/>
-              <w:t>It did work but a electromagnet is an inductor which hold</w:t>
+              <w:t xml:space="preserve">It did work but </w:t>
+            </w:r>
+            <w:proofErr w:type="gramStart"/>
+            <w:r>
+              <w:t>a</w:t>
+            </w:r>
+            <w:proofErr w:type="gramEnd"/>
+            <w:r>
+              <w:t xml:space="preserve"> electromagnet is an inductor which hold</w:t>
             </w:r>
             <w:r>
               <w:t xml:space="preserve">s flux and when the magnet gets switched off no more power is given and the magnet wants to resist that so a huge amount of back emf is produced to try and keep the flux in place </w:t>
@@ -1060,6 +1112,7 @@
               <w:spacing w:line="240" w:lineRule="auto"/>
             </w:pPr>
             <w:r>
+              <w:lastRenderedPageBreak/>
               <w:t>Led matrix</w:t>
             </w:r>
           </w:p>
@@ -1144,7 +1197,15 @@
             </w:r>
             <w:proofErr w:type="spellEnd"/>
             <w:r>
-              <w:t xml:space="preserve"> did  word </w:t>
+              <w:t xml:space="preserve"> </w:t>
+            </w:r>
+            <w:proofErr w:type="gramStart"/>
+            <w:r>
+              <w:t>did  word</w:t>
+            </w:r>
+            <w:proofErr w:type="gramEnd"/>
+            <w:r>
+              <w:t xml:space="preserve"> </w:t>
             </w:r>
             <w:r>
               <w:t xml:space="preserve">but were a bit bright </w:t>
@@ -1301,7 +1362,15 @@
             </w:r>
             <w:proofErr w:type="spellEnd"/>
             <w:r>
-              <w:t xml:space="preserve"> water proof I will be making a </w:t>
+              <w:t xml:space="preserve"> </w:t>
+            </w:r>
+            <w:proofErr w:type="gramStart"/>
+            <w:r>
+              <w:t>water proof</w:t>
+            </w:r>
+            <w:proofErr w:type="gramEnd"/>
+            <w:r>
+              <w:t xml:space="preserve"> I will be making a </w:t>
             </w:r>
             <w:proofErr w:type="spellStart"/>
             <w:r>
@@ -1447,10 +1516,10 @@
         <w:tblLook w:val="04A0" w:firstRow="1" w:lastRow="0" w:firstColumn="1" w:lastColumn="0" w:noHBand="0" w:noVBand="1"/>
       </w:tblPr>
       <w:tblGrid>
-        <w:gridCol w:w="2395"/>
-        <w:gridCol w:w="2398"/>
-        <w:gridCol w:w="2398"/>
-        <w:gridCol w:w="2385"/>
+        <w:gridCol w:w="2322"/>
+        <w:gridCol w:w="2345"/>
+        <w:gridCol w:w="2597"/>
+        <w:gridCol w:w="2312"/>
       </w:tblGrid>
       <w:tr>
         <w:tc>
@@ -1472,6 +1541,13 @@
                 <w:lang w:val="en-US"/>
               </w:rPr>
               <w:t xml:space="preserve">Boundary to be tested: </w:t>
+            </w:r>
+            <w:r>
+              <w:rPr>
+                <w:b/>
+                <w:lang w:val="en-US"/>
+              </w:rPr>
+              <w:t>control over the motor</w:t>
             </w:r>
           </w:p>
         </w:tc>
@@ -1500,6 +1576,22 @@
               </w:rPr>
               <w:t xml:space="preserve">Side 1 Input:  </w:t>
             </w:r>
+            <w:proofErr w:type="spellStart"/>
+            <w:r>
+              <w:rPr>
+                <w:b/>
+                <w:lang w:val="en-US"/>
+              </w:rPr>
+              <w:t>clitched</w:t>
+            </w:r>
+            <w:proofErr w:type="spellEnd"/>
+            <w:r>
+              <w:rPr>
+                <w:b/>
+                <w:lang w:val="en-US"/>
+              </w:rPr>
+              <w:t xml:space="preserve"> engaged</w:t>
+            </w:r>
           </w:p>
         </w:tc>
         <w:tc>
@@ -1525,6 +1617,20 @@
               </w:rPr>
               <w:t>Side 2 Input:</w:t>
             </w:r>
+            <w:r>
+              <w:rPr>
+                <w:b/>
+                <w:lang w:val="en-US"/>
+              </w:rPr>
+              <w:t xml:space="preserve"> clutch dis</w:t>
+            </w:r>
+            <w:r>
+              <w:rPr>
+                <w:b/>
+                <w:lang w:val="en-US"/>
+              </w:rPr>
+              <w:t xml:space="preserve">engaged </w:t>
+            </w:r>
           </w:p>
         </w:tc>
       </w:tr>
@@ -1626,6 +1732,12 @@
                 <w:lang w:val="en-US"/>
               </w:rPr>
             </w:pPr>
+            <w:r>
+              <w:rPr>
+                <w:lang w:val="en-US"/>
+              </w:rPr>
+              <w:t>Motor able to spin</w:t>
+            </w:r>
           </w:p>
         </w:tc>
         <w:tc>
@@ -1641,6 +1753,32 @@
                 <w:lang w:val="en-US"/>
               </w:rPr>
             </w:pPr>
+            <w:r>
+              <w:rPr>
+                <w:lang w:val="en-US"/>
+              </w:rPr>
+              <w:t>Motor was able to</w:t>
+            </w:r>
+            <w:r>
+              <w:rPr>
+                <w:lang w:val="en-US"/>
+              </w:rPr>
+              <w:t xml:space="preserve"> spi</w:t>
+            </w:r>
+            <w:r>
+              <w:rPr>
+                <w:lang w:val="en-US"/>
+              </w:rPr>
+              <w:t xml:space="preserve">n when clutch was </w:t>
+            </w:r>
+            <w:proofErr w:type="spellStart"/>
+            <w:r>
+              <w:rPr>
+                <w:lang w:val="en-US"/>
+              </w:rPr>
+              <w:t>enagaged</w:t>
+            </w:r>
+            <w:proofErr w:type="spellEnd"/>
           </w:p>
         </w:tc>
         <w:tc>
@@ -1656,6 +1794,26 @@
                 <w:lang w:val="en-US"/>
               </w:rPr>
             </w:pPr>
+            <w:r>
+              <w:rPr>
+                <w:lang w:val="en-US"/>
+              </w:rPr>
+              <w:t xml:space="preserve">Motor </w:t>
+            </w:r>
+            <w:proofErr w:type="gramStart"/>
+            <w:r>
+              <w:rPr>
+                <w:lang w:val="en-US"/>
+              </w:rPr>
+              <w:t>isn’t able to</w:t>
+            </w:r>
+            <w:proofErr w:type="gramEnd"/>
+            <w:r>
+              <w:rPr>
+                <w:lang w:val="en-US"/>
+              </w:rPr>
+              <w:t xml:space="preserve"> spin</w:t>
+            </w:r>
           </w:p>
         </w:tc>
         <w:tc>
@@ -1668,6 +1826,42 @@
                 <w:lang w:val="en-US"/>
               </w:rPr>
             </w:pPr>
+            <w:r>
+              <w:rPr>
+                <w:lang w:val="en-US"/>
+              </w:rPr>
+              <w:t xml:space="preserve">Motor </w:t>
+            </w:r>
+            <w:proofErr w:type="gramStart"/>
+            <w:r>
+              <w:rPr>
+                <w:lang w:val="en-US"/>
+              </w:rPr>
+              <w:t>wasn’t able to</w:t>
+            </w:r>
+            <w:proofErr w:type="gramEnd"/>
+            <w:r>
+              <w:rPr>
+                <w:lang w:val="en-US"/>
+              </w:rPr>
+              <w:t xml:space="preserve"> spin </w:t>
+            </w:r>
+            <w:proofErr w:type="spellStart"/>
+            <w:proofErr w:type="gramStart"/>
+            <w:r>
+              <w:rPr>
+                <w:lang w:val="en-US"/>
+              </w:rPr>
+              <w:t>nop</w:t>
+            </w:r>
+            <w:proofErr w:type="spellEnd"/>
+            <w:proofErr w:type="gramEnd"/>
+            <w:r>
+              <w:rPr>
+                <w:lang w:val="en-US"/>
+              </w:rPr>
+              <w:t xml:space="preserve"> matter the input of the throttle</w:t>
+            </w:r>
           </w:p>
         </w:tc>
       </w:tr>
@@ -1693,6 +1887,71 @@
                 <w:lang w:val="en-US"/>
               </w:rPr>
               <w:t>What Needs to be Fixed:</w:t>
+            </w:r>
+            <w:r>
+              <w:rPr>
+                <w:b/>
+                <w:lang w:val="en-US"/>
+              </w:rPr>
+              <w:t xml:space="preserve"> </w:t>
+            </w:r>
+            <w:r>
+              <w:rPr>
+                <w:b/>
+                <w:lang w:val="en-US"/>
+              </w:rPr>
+              <w:t xml:space="preserve">in the </w:t>
+            </w:r>
+            <w:proofErr w:type="spellStart"/>
+            <w:r>
+              <w:rPr>
+                <w:b/>
+                <w:lang w:val="en-US"/>
+              </w:rPr>
+              <w:t>gui</w:t>
+            </w:r>
+            <w:proofErr w:type="spellEnd"/>
+            <w:r>
+              <w:rPr>
+                <w:b/>
+                <w:lang w:val="en-US"/>
+              </w:rPr>
+              <w:t xml:space="preserve"> add a system that means the </w:t>
+            </w:r>
+            <w:r>
+              <w:rPr>
+                <w:b/>
+                <w:lang w:val="en-US"/>
+              </w:rPr>
+              <w:t xml:space="preserve">threshold of when the clutch dis/engages so that so that </w:t>
+            </w:r>
+            <w:r>
+              <w:rPr>
+                <w:b/>
+                <w:lang w:val="en-US"/>
+              </w:rPr>
+              <w:t xml:space="preserve">the use has more control over clutch </w:t>
+            </w:r>
+            <w:r>
+              <w:rPr>
+                <w:b/>
+                <w:lang w:val="en-US"/>
+              </w:rPr>
+              <w:t xml:space="preserve">engagement do the same for the </w:t>
+            </w:r>
+            <w:r>
+              <w:rPr>
+                <w:b/>
+                <w:lang w:val="en-US"/>
+              </w:rPr>
+              <w:t xml:space="preserve">throttle so that you can set the full and idle values for a more accurate </w:t>
+            </w:r>
+            <w:r>
+              <w:rPr>
+                <w:b/>
+                <w:lang w:val="en-US"/>
+              </w:rPr>
+              <w:t>throttle</w:t>
             </w:r>
           </w:p>
         </w:tc>
@@ -1721,6 +1980,13 @@
               </w:rPr>
               <w:t xml:space="preserve">Side 1 Input:  </w:t>
             </w:r>
+            <w:r>
+              <w:rPr>
+                <w:b/>
+                <w:lang w:val="en-US"/>
+              </w:rPr>
+              <w:t>throttle low</w:t>
+            </w:r>
           </w:p>
         </w:tc>
         <w:tc>
@@ -1746,6 +2012,13 @@
               </w:rPr>
               <w:t>Side 2 Input:</w:t>
             </w:r>
+            <w:r>
+              <w:rPr>
+                <w:b/>
+                <w:lang w:val="en-US"/>
+              </w:rPr>
+              <w:t xml:space="preserve"> throttle high</w:t>
+            </w:r>
           </w:p>
         </w:tc>
       </w:tr>
@@ -1847,6 +2120,18 @@
                 <w:lang w:val="en-US"/>
               </w:rPr>
             </w:pPr>
+            <w:r>
+              <w:rPr>
+                <w:lang w:val="en-US"/>
+              </w:rPr>
+              <w:t xml:space="preserve">When throttle is low the motor sits </w:t>
+            </w:r>
+            <w:r>
+              <w:rPr>
+                <w:lang w:val="en-US"/>
+              </w:rPr>
+              <w:t>idle</w:t>
+            </w:r>
           </w:p>
         </w:tc>
         <w:tc>
@@ -1862,6 +2147,12 @@
                 <w:lang w:val="en-US"/>
               </w:rPr>
             </w:pPr>
+            <w:r>
+              <w:rPr>
+                <w:lang w:val="en-US"/>
+              </w:rPr>
+              <w:t>Motor sat idle</w:t>
+            </w:r>
           </w:p>
         </w:tc>
         <w:tc>
@@ -1877,6 +2168,32 @@
                 <w:lang w:val="en-US"/>
               </w:rPr>
             </w:pPr>
+            <w:r>
+              <w:rPr>
+                <w:lang w:val="en-US"/>
+              </w:rPr>
+              <w:t xml:space="preserve">When the throttle is </w:t>
+            </w:r>
+            <w:r>
+              <w:rPr>
+                <w:lang w:val="en-US"/>
+              </w:rPr>
+              <w:t xml:space="preserve">fully </w:t>
+            </w:r>
+            <w:proofErr w:type="spellStart"/>
+            <w:r>
+              <w:rPr>
+                <w:lang w:val="en-US"/>
+              </w:rPr>
+              <w:t>twiste</w:t>
+            </w:r>
+            <w:proofErr w:type="spellEnd"/>
+            <w:r>
+              <w:rPr>
+                <w:lang w:val="en-US"/>
+              </w:rPr>
+              <w:t>/engaged the motor should go full power</w:t>
+            </w:r>
           </w:p>
         </w:tc>
         <w:tc>
@@ -1889,6 +2206,12 @@
                 <w:lang w:val="en-US"/>
               </w:rPr>
             </w:pPr>
+            <w:r>
+              <w:rPr>
+                <w:lang w:val="en-US"/>
+              </w:rPr>
+              <w:t xml:space="preserve">Motor went full power </w:t>
+            </w:r>
           </w:p>
         </w:tc>
       </w:tr>
@@ -2432,8 +2755,13 @@
               <w:spacing w:line="240" w:lineRule="auto"/>
             </w:pPr>
             <w:r>
-              <w:t>What actually happened</w:t>
-            </w:r>
+              <w:t xml:space="preserve">What </w:t>
+            </w:r>
+            <w:proofErr w:type="gramStart"/>
+            <w:r>
+              <w:t>actually happened</w:t>
+            </w:r>
+            <w:proofErr w:type="gramEnd"/>
           </w:p>
         </w:tc>
         <w:tc>

--- a/AS91896-AS91906 Assessment Template.docx
+++ b/AS91896-AS91906 Assessment Template.docx
@@ -167,7 +167,6 @@
                               <w:textDirection w:val="btLr"/>
                             </w:pPr>
                             <w:proofErr w:type="spellStart"/>
-                            <w:proofErr w:type="gramStart"/>
                             <w:r>
                               <w:rPr>
                                 <w:sz w:val="28"/>
@@ -181,7 +180,6 @@
                               <w:t>Heinrich</w:t>
                             </w:r>
                             <w:proofErr w:type="spellEnd"/>
-                            <w:proofErr w:type="gramEnd"/>
                             <w:r>
                               <w:rPr>
                                 <w:sz w:val="28"/>
@@ -254,7 +252,6 @@
                         <w:textDirection w:val="btLr"/>
                       </w:pPr>
                       <w:proofErr w:type="spellStart"/>
-                      <w:proofErr w:type="gramStart"/>
                       <w:r>
                         <w:rPr>
                           <w:sz w:val="28"/>
@@ -268,7 +265,6 @@
                         <w:t>Heinrich</w:t>
                       </w:r>
                       <w:proofErr w:type="spellEnd"/>
-                      <w:proofErr w:type="gramEnd"/>
                       <w:r>
                         <w:rPr>
                           <w:sz w:val="28"/>
@@ -626,21 +622,7 @@
         <w:rPr>
           <w:color w:val="FF0000"/>
         </w:rPr>
-        <w:t xml:space="preserve">This Section needs to be completed independently </w:t>
-      </w:r>
-      <w:proofErr w:type="gramStart"/>
-      <w:r>
-        <w:rPr>
-          <w:color w:val="FF0000"/>
-        </w:rPr>
-        <w:t>in order to</w:t>
-      </w:r>
-      <w:proofErr w:type="gramEnd"/>
-      <w:r>
-        <w:rPr>
-          <w:color w:val="FF0000"/>
-        </w:rPr>
-        <w:t xml:space="preserve"> get Merit or Higher.</w:t>
+        <w:t>This Section needs to be completed independently in order to get Merit or Higher.</w:t>
       </w:r>
     </w:p>
     <w:p>
@@ -728,13 +710,8 @@
               <w:spacing w:line="240" w:lineRule="auto"/>
             </w:pPr>
             <w:r>
-              <w:t xml:space="preserve">What </w:t>
-            </w:r>
-            <w:proofErr w:type="gramStart"/>
-            <w:r>
-              <w:t>actually happened</w:t>
-            </w:r>
-            <w:proofErr w:type="gramEnd"/>
+              <w:t>What actually happened</w:t>
+            </w:r>
           </w:p>
         </w:tc>
         <w:tc>
@@ -793,13 +770,8 @@
             <w:pPr>
               <w:spacing w:line="240" w:lineRule="auto"/>
             </w:pPr>
-            <w:proofErr w:type="gramStart"/>
-            <w:r>
-              <w:t>So</w:t>
-            </w:r>
-            <w:proofErr w:type="gramEnd"/>
-            <w:r>
-              <w:t xml:space="preserve"> with the throttle insert</w:t>
+            <w:r>
+              <w:t>So with the throttle insert</w:t>
             </w:r>
             <w:r>
               <w:t xml:space="preserve"> inside the throttle assembly</w:t>
@@ -857,15 +829,7 @@
               <w:t>, but when the engine is spinning at a high rpm at the drive shaft x&gt;2750rpm</w:t>
             </w:r>
             <w:r>
-              <w:t xml:space="preserve"> it will cause what is called “back emf” which resist the torsion of the motor and starts electrically </w:t>
-            </w:r>
-            <w:proofErr w:type="gramStart"/>
-            <w:r>
-              <w:t>braking</w:t>
-            </w:r>
-            <w:proofErr w:type="gramEnd"/>
-            <w:r>
-              <w:t xml:space="preserve"> the system</w:t>
+              <w:t xml:space="preserve"> it will cause what is called “back emf” which resist the torsion of the motor and starts electrically braking the system</w:t>
             </w:r>
           </w:p>
         </w:tc>
@@ -951,15 +915,7 @@
               <w:t>h</w:t>
             </w:r>
             <w:r>
-              <w:t xml:space="preserve">ed to the engine at the clutch </w:t>
-            </w:r>
-            <w:proofErr w:type="gramStart"/>
-            <w:r>
-              <w:t>leaver</w:t>
-            </w:r>
-            <w:proofErr w:type="gramEnd"/>
-            <w:r>
-              <w:t xml:space="preserve"> so when the </w:t>
+              <w:t xml:space="preserve">ed to the engine at the clutch leaver so when the </w:t>
             </w:r>
             <w:r>
               <w:lastRenderedPageBreak/>
@@ -1009,15 +965,7 @@
             </w:pPr>
             <w:r>
               <w:lastRenderedPageBreak/>
-              <w:t xml:space="preserve">It did work but </w:t>
-            </w:r>
-            <w:proofErr w:type="gramStart"/>
-            <w:r>
-              <w:t>a</w:t>
-            </w:r>
-            <w:proofErr w:type="gramEnd"/>
-            <w:r>
-              <w:t xml:space="preserve"> electromagnet is an inductor which hold</w:t>
+              <w:t>It did work but a electromagnet is an inductor which hold</w:t>
             </w:r>
             <w:r>
               <w:t xml:space="preserve">s flux and when the magnet gets switched off no more power is given and the magnet wants to resist that so a huge amount of back emf is produced to try and keep the flux in place </w:t>
@@ -1197,15 +1145,7 @@
             </w:r>
             <w:proofErr w:type="spellEnd"/>
             <w:r>
-              <w:t xml:space="preserve"> </w:t>
-            </w:r>
-            <w:proofErr w:type="gramStart"/>
-            <w:r>
-              <w:t>did  word</w:t>
-            </w:r>
-            <w:proofErr w:type="gramEnd"/>
-            <w:r>
-              <w:t xml:space="preserve"> </w:t>
+              <w:t xml:space="preserve"> did  word </w:t>
             </w:r>
             <w:r>
               <w:t xml:space="preserve">but were a bit bright </w:t>
@@ -1362,15 +1302,7 @@
             </w:r>
             <w:proofErr w:type="spellEnd"/>
             <w:r>
-              <w:t xml:space="preserve"> </w:t>
-            </w:r>
-            <w:proofErr w:type="gramStart"/>
-            <w:r>
-              <w:t>water proof</w:t>
-            </w:r>
-            <w:proofErr w:type="gramEnd"/>
-            <w:r>
-              <w:t xml:space="preserve"> I will be making a </w:t>
+              <w:t xml:space="preserve"> water proof I will be making a </w:t>
             </w:r>
             <w:proofErr w:type="spellStart"/>
             <w:r>
@@ -1524,7 +1456,7 @@
       <w:tr>
         <w:tc>
           <w:tcPr>
-            <w:tcW w:w="13948" w:type="dxa"/>
+            <w:tcW w:w="9576" w:type="dxa"/>
             <w:gridSpan w:val="4"/>
             <w:shd w:val="clear" w:color="auto" w:fill="FFFF99"/>
           </w:tcPr>
@@ -1555,7 +1487,7 @@
       <w:tr>
         <w:tc>
           <w:tcPr>
-            <w:tcW w:w="6974" w:type="dxa"/>
+            <w:tcW w:w="4667" w:type="dxa"/>
             <w:gridSpan w:val="2"/>
             <w:tcBorders>
               <w:right w:val="single" w:sz="12" w:space="0" w:color="auto"/>
@@ -1596,7 +1528,7 @@
         </w:tc>
         <w:tc>
           <w:tcPr>
-            <w:tcW w:w="6974" w:type="dxa"/>
+            <w:tcW w:w="4909" w:type="dxa"/>
             <w:gridSpan w:val="2"/>
             <w:tcBorders>
               <w:left w:val="single" w:sz="12" w:space="0" w:color="auto"/>
@@ -1637,7 +1569,7 @@
       <w:tr>
         <w:tc>
           <w:tcPr>
-            <w:tcW w:w="3487" w:type="dxa"/>
+            <w:tcW w:w="2322" w:type="dxa"/>
             <w:shd w:val="clear" w:color="auto" w:fill="FFFF99"/>
           </w:tcPr>
           <w:p>
@@ -1656,7 +1588,7 @@
         </w:tc>
         <w:tc>
           <w:tcPr>
-            <w:tcW w:w="3487" w:type="dxa"/>
+            <w:tcW w:w="2345" w:type="dxa"/>
             <w:tcBorders>
               <w:right w:val="single" w:sz="12" w:space="0" w:color="auto"/>
             </w:tcBorders>
@@ -1678,7 +1610,7 @@
         </w:tc>
         <w:tc>
           <w:tcPr>
-            <w:tcW w:w="3487" w:type="dxa"/>
+            <w:tcW w:w="2597" w:type="dxa"/>
             <w:tcBorders>
               <w:left w:val="single" w:sz="12" w:space="0" w:color="auto"/>
             </w:tcBorders>
@@ -1700,7 +1632,7 @@
         </w:tc>
         <w:tc>
           <w:tcPr>
-            <w:tcW w:w="3487" w:type="dxa"/>
+            <w:tcW w:w="2312" w:type="dxa"/>
             <w:shd w:val="clear" w:color="auto" w:fill="FFFF99"/>
           </w:tcPr>
           <w:p>
@@ -1724,7 +1656,7 @@
         </w:trPr>
         <w:tc>
           <w:tcPr>
-            <w:tcW w:w="3487" w:type="dxa"/>
+            <w:tcW w:w="2322" w:type="dxa"/>
           </w:tcPr>
           <w:p>
             <w:pPr>
@@ -1742,7 +1674,7 @@
         </w:tc>
         <w:tc>
           <w:tcPr>
-            <w:tcW w:w="3487" w:type="dxa"/>
+            <w:tcW w:w="2345" w:type="dxa"/>
             <w:tcBorders>
               <w:right w:val="single" w:sz="12" w:space="0" w:color="auto"/>
             </w:tcBorders>
@@ -1783,7 +1715,7 @@
         </w:tc>
         <w:tc>
           <w:tcPr>
-            <w:tcW w:w="3487" w:type="dxa"/>
+            <w:tcW w:w="2597" w:type="dxa"/>
             <w:tcBorders>
               <w:left w:val="single" w:sz="12" w:space="0" w:color="auto"/>
             </w:tcBorders>
@@ -1798,56 +1730,27 @@
               <w:rPr>
                 <w:lang w:val="en-US"/>
               </w:rPr>
-              <w:t xml:space="preserve">Motor </w:t>
-            </w:r>
-            <w:proofErr w:type="gramStart"/>
-            <w:r>
-              <w:rPr>
-                <w:lang w:val="en-US"/>
-              </w:rPr>
-              <w:t>isn’t able to</w:t>
-            </w:r>
-            <w:proofErr w:type="gramEnd"/>
-            <w:r>
-              <w:rPr>
-                <w:lang w:val="en-US"/>
-              </w:rPr>
-              <w:t xml:space="preserve"> spin</w:t>
-            </w:r>
-          </w:p>
-        </w:tc>
-        <w:tc>
-          <w:tcPr>
-            <w:tcW w:w="3487" w:type="dxa"/>
-          </w:tcPr>
-          <w:p>
-            <w:pPr>
-              <w:rPr>
-                <w:lang w:val="en-US"/>
-              </w:rPr>
-            </w:pPr>
-            <w:r>
-              <w:rPr>
-                <w:lang w:val="en-US"/>
-              </w:rPr>
-              <w:t xml:space="preserve">Motor </w:t>
-            </w:r>
-            <w:proofErr w:type="gramStart"/>
-            <w:r>
-              <w:rPr>
-                <w:lang w:val="en-US"/>
-              </w:rPr>
-              <w:t>wasn’t able to</w:t>
-            </w:r>
-            <w:proofErr w:type="gramEnd"/>
-            <w:r>
-              <w:rPr>
-                <w:lang w:val="en-US"/>
-              </w:rPr>
-              <w:t xml:space="preserve"> spin </w:t>
+              <w:t>Motor isn’t able to spin</w:t>
+            </w:r>
+          </w:p>
+        </w:tc>
+        <w:tc>
+          <w:tcPr>
+            <w:tcW w:w="2312" w:type="dxa"/>
+          </w:tcPr>
+          <w:p>
+            <w:pPr>
+              <w:rPr>
+                <w:lang w:val="en-US"/>
+              </w:rPr>
+            </w:pPr>
+            <w:r>
+              <w:rPr>
+                <w:lang w:val="en-US"/>
+              </w:rPr>
+              <w:t xml:space="preserve">Motor wasn’t able to spin </w:t>
             </w:r>
             <w:proofErr w:type="spellStart"/>
-            <w:proofErr w:type="gramStart"/>
             <w:r>
               <w:rPr>
                 <w:lang w:val="en-US"/>
@@ -1855,7 +1758,6 @@
               <w:t>nop</w:t>
             </w:r>
             <w:proofErr w:type="spellEnd"/>
-            <w:proofErr w:type="gramEnd"/>
             <w:r>
               <w:rPr>
                 <w:lang w:val="en-US"/>
@@ -1871,7 +1773,7 @@
         </w:trPr>
         <w:tc>
           <w:tcPr>
-            <w:tcW w:w="13948" w:type="dxa"/>
+            <w:tcW w:w="9576" w:type="dxa"/>
             <w:gridSpan w:val="4"/>
           </w:tcPr>
           <w:p>
@@ -1937,280 +1839,7 @@
                 <w:b/>
                 <w:lang w:val="en-US"/>
               </w:rPr>
-              <w:t xml:space="preserve">engagement do the same for the </w:t>
-            </w:r>
-            <w:r>
-              <w:rPr>
-                <w:b/>
-                <w:lang w:val="en-US"/>
-              </w:rPr>
-              <w:t xml:space="preserve">throttle so that you can set the full and idle values for a more accurate </w:t>
-            </w:r>
-            <w:r>
-              <w:rPr>
-                <w:b/>
-                <w:lang w:val="en-US"/>
-              </w:rPr>
-              <w:t>throttle</w:t>
-            </w:r>
-          </w:p>
-        </w:tc>
-      </w:tr>
-      <w:tr>
-        <w:tc>
-          <w:tcPr>
-            <w:tcW w:w="6974" w:type="dxa"/>
-            <w:gridSpan w:val="2"/>
-            <w:tcBorders>
-              <w:right w:val="single" w:sz="12" w:space="0" w:color="auto"/>
-            </w:tcBorders>
-            <w:shd w:val="clear" w:color="auto" w:fill="FFFF99"/>
-          </w:tcPr>
-          <w:p>
-            <w:pPr>
-              <w:rPr>
-                <w:b/>
-                <w:lang w:val="en-US"/>
-              </w:rPr>
-            </w:pPr>
-            <w:r>
-              <w:rPr>
-                <w:b/>
-                <w:lang w:val="en-US"/>
-              </w:rPr>
-              <w:t xml:space="preserve">Side 1 Input:  </w:t>
-            </w:r>
-            <w:r>
-              <w:rPr>
-                <w:b/>
-                <w:lang w:val="en-US"/>
-              </w:rPr>
-              <w:t>throttle low</w:t>
-            </w:r>
-          </w:p>
-        </w:tc>
-        <w:tc>
-          <w:tcPr>
-            <w:tcW w:w="6974" w:type="dxa"/>
-            <w:gridSpan w:val="2"/>
-            <w:tcBorders>
-              <w:left w:val="single" w:sz="12" w:space="0" w:color="auto"/>
-            </w:tcBorders>
-            <w:shd w:val="clear" w:color="auto" w:fill="FFFF99"/>
-          </w:tcPr>
-          <w:p>
-            <w:pPr>
-              <w:rPr>
-                <w:b/>
-                <w:lang w:val="en-US"/>
-              </w:rPr>
-            </w:pPr>
-            <w:r>
-              <w:rPr>
-                <w:b/>
-                <w:lang w:val="en-US"/>
-              </w:rPr>
-              <w:t>Side 2 Input:</w:t>
-            </w:r>
-            <w:r>
-              <w:rPr>
-                <w:b/>
-                <w:lang w:val="en-US"/>
-              </w:rPr>
-              <w:t xml:space="preserve"> throttle high</w:t>
-            </w:r>
-          </w:p>
-        </w:tc>
-      </w:tr>
-      <w:tr>
-        <w:tc>
-          <w:tcPr>
-            <w:tcW w:w="3487" w:type="dxa"/>
-            <w:shd w:val="clear" w:color="auto" w:fill="FFFF99"/>
-          </w:tcPr>
-          <w:p>
-            <w:pPr>
-              <w:rPr>
-                <w:lang w:val="en-US"/>
-              </w:rPr>
-            </w:pPr>
-            <w:r>
-              <w:rPr>
-                <w:lang w:val="en-US"/>
-              </w:rPr>
-              <w:t>Expected Output</w:t>
-            </w:r>
-          </w:p>
-        </w:tc>
-        <w:tc>
-          <w:tcPr>
-            <w:tcW w:w="3487" w:type="dxa"/>
-            <w:tcBorders>
-              <w:right w:val="single" w:sz="12" w:space="0" w:color="auto"/>
-            </w:tcBorders>
-            <w:shd w:val="clear" w:color="auto" w:fill="FFFF99"/>
-          </w:tcPr>
-          <w:p>
-            <w:pPr>
-              <w:rPr>
-                <w:lang w:val="en-US"/>
-              </w:rPr>
-            </w:pPr>
-            <w:r>
-              <w:rPr>
-                <w:lang w:val="en-US"/>
-              </w:rPr>
-              <w:t>Actual Outcome</w:t>
-            </w:r>
-          </w:p>
-        </w:tc>
-        <w:tc>
-          <w:tcPr>
-            <w:tcW w:w="3487" w:type="dxa"/>
-            <w:tcBorders>
-              <w:left w:val="single" w:sz="12" w:space="0" w:color="auto"/>
-            </w:tcBorders>
-            <w:shd w:val="clear" w:color="auto" w:fill="FFFF99"/>
-          </w:tcPr>
-          <w:p>
-            <w:pPr>
-              <w:rPr>
-                <w:lang w:val="en-US"/>
-              </w:rPr>
-            </w:pPr>
-            <w:r>
-              <w:rPr>
-                <w:lang w:val="en-US"/>
-              </w:rPr>
-              <w:t>Expected Outcome</w:t>
-            </w:r>
-          </w:p>
-        </w:tc>
-        <w:tc>
-          <w:tcPr>
-            <w:tcW w:w="3487" w:type="dxa"/>
-            <w:shd w:val="clear" w:color="auto" w:fill="FFFF99"/>
-          </w:tcPr>
-          <w:p>
-            <w:pPr>
-              <w:rPr>
-                <w:lang w:val="en-US"/>
-              </w:rPr>
-            </w:pPr>
-            <w:r>
-              <w:rPr>
-                <w:lang w:val="en-US"/>
-              </w:rPr>
-              <w:t>Actual outcome</w:t>
-            </w:r>
-          </w:p>
-        </w:tc>
-      </w:tr>
-      <w:tr>
-        <w:trPr>
-          <w:trHeight w:val="569"/>
-        </w:trPr>
-        <w:tc>
-          <w:tcPr>
-            <w:tcW w:w="3487" w:type="dxa"/>
-          </w:tcPr>
-          <w:p>
-            <w:pPr>
-              <w:rPr>
-                <w:lang w:val="en-US"/>
-              </w:rPr>
-            </w:pPr>
-            <w:r>
-              <w:rPr>
-                <w:lang w:val="en-US"/>
-              </w:rPr>
-              <w:t xml:space="preserve">When throttle is low the motor sits </w:t>
-            </w:r>
-            <w:r>
-              <w:rPr>
-                <w:lang w:val="en-US"/>
-              </w:rPr>
-              <w:t>idle</w:t>
-            </w:r>
-          </w:p>
-        </w:tc>
-        <w:tc>
-          <w:tcPr>
-            <w:tcW w:w="3487" w:type="dxa"/>
-            <w:tcBorders>
-              <w:right w:val="single" w:sz="12" w:space="0" w:color="auto"/>
-            </w:tcBorders>
-          </w:tcPr>
-          <w:p>
-            <w:pPr>
-              <w:rPr>
-                <w:lang w:val="en-US"/>
-              </w:rPr>
-            </w:pPr>
-            <w:r>
-              <w:rPr>
-                <w:lang w:val="en-US"/>
-              </w:rPr>
-              <w:t>Motor sat idle</w:t>
-            </w:r>
-          </w:p>
-        </w:tc>
-        <w:tc>
-          <w:tcPr>
-            <w:tcW w:w="3487" w:type="dxa"/>
-            <w:tcBorders>
-              <w:left w:val="single" w:sz="12" w:space="0" w:color="auto"/>
-            </w:tcBorders>
-          </w:tcPr>
-          <w:p>
-            <w:pPr>
-              <w:rPr>
-                <w:lang w:val="en-US"/>
-              </w:rPr>
-            </w:pPr>
-            <w:r>
-              <w:rPr>
-                <w:lang w:val="en-US"/>
-              </w:rPr>
-              <w:t xml:space="preserve">When the throttle is </w:t>
-            </w:r>
-            <w:r>
-              <w:rPr>
-                <w:lang w:val="en-US"/>
-              </w:rPr>
-              <w:t xml:space="preserve">fully </w:t>
-            </w:r>
-            <w:proofErr w:type="spellStart"/>
-            <w:r>
-              <w:rPr>
-                <w:lang w:val="en-US"/>
-              </w:rPr>
-              <w:t>twiste</w:t>
-            </w:r>
-            <w:proofErr w:type="spellEnd"/>
-            <w:r>
-              <w:rPr>
-                <w:lang w:val="en-US"/>
-              </w:rPr>
-              <w:t>/engaged the motor should go full power</w:t>
-            </w:r>
-          </w:p>
-        </w:tc>
-        <w:tc>
-          <w:tcPr>
-            <w:tcW w:w="3487" w:type="dxa"/>
-          </w:tcPr>
-          <w:p>
-            <w:pPr>
-              <w:rPr>
-                <w:lang w:val="en-US"/>
-              </w:rPr>
-            </w:pPr>
-            <w:r>
-              <w:rPr>
-                <w:lang w:val="en-US"/>
-              </w:rPr>
-              <w:t xml:space="preserve">Motor went full power </w:t>
+              <w:t xml:space="preserve">engagement </w:t>
             </w:r>
           </w:p>
         </w:tc>
@@ -2256,6 +1885,13 @@
               </w:rPr>
               <w:t xml:space="preserve">Boundary to be tested: </w:t>
             </w:r>
+            <w:r>
+              <w:rPr>
+                <w:b/>
+                <w:lang w:val="en-US"/>
+              </w:rPr>
+              <w:t>throttle</w:t>
+            </w:r>
           </w:p>
         </w:tc>
       </w:tr>
@@ -2283,6 +1919,13 @@
               </w:rPr>
               <w:t xml:space="preserve">Side 1 Input:  </w:t>
             </w:r>
+            <w:r>
+              <w:rPr>
+                <w:b/>
+                <w:lang w:val="en-US"/>
+              </w:rPr>
+              <w:t>low end</w:t>
+            </w:r>
           </w:p>
         </w:tc>
         <w:tc>
@@ -2308,6 +1951,13 @@
               </w:rPr>
               <w:t>Side 2 Input:</w:t>
             </w:r>
+            <w:r>
+              <w:rPr>
+                <w:b/>
+                <w:lang w:val="en-US"/>
+              </w:rPr>
+              <w:t xml:space="preserve"> high end </w:t>
+            </w:r>
           </w:p>
         </w:tc>
       </w:tr>
@@ -2409,6 +2059,12 @@
                 <w:lang w:val="en-US"/>
               </w:rPr>
             </w:pPr>
+            <w:r>
+              <w:rPr>
+                <w:lang w:val="en-US"/>
+              </w:rPr>
+              <w:t xml:space="preserve">Zero input </w:t>
+            </w:r>
           </w:p>
         </w:tc>
         <w:tc>
@@ -2424,6 +2080,24 @@
                 <w:lang w:val="en-US"/>
               </w:rPr>
             </w:pPr>
+            <w:r>
+              <w:rPr>
+                <w:lang w:val="en-US"/>
+              </w:rPr>
+              <w:t xml:space="preserve">Low output that still </w:t>
+            </w:r>
+            <w:r>
+              <w:rPr>
+                <w:lang w:val="en-US"/>
+              </w:rPr>
+              <w:t>effected</w:t>
+            </w:r>
+            <w:r>
+              <w:rPr>
+                <w:lang w:val="en-US"/>
+              </w:rPr>
+              <w:t xml:space="preserve"> the motor</w:t>
+            </w:r>
           </w:p>
         </w:tc>
         <w:tc>
@@ -2439,6 +2113,12 @@
                 <w:lang w:val="en-US"/>
               </w:rPr>
             </w:pPr>
+            <w:r>
+              <w:rPr>
+                <w:lang w:val="en-US"/>
+              </w:rPr>
+              <w:t>Motor rpm max</w:t>
+            </w:r>
           </w:p>
         </w:tc>
         <w:tc>
@@ -2451,6 +2131,12 @@
                 <w:lang w:val="en-US"/>
               </w:rPr>
             </w:pPr>
+            <w:r>
+              <w:rPr>
+                <w:lang w:val="en-US"/>
+              </w:rPr>
+              <w:t>worked</w:t>
+            </w:r>
           </w:p>
         </w:tc>
       </w:tr>
@@ -2476,6 +2162,29 @@
                 <w:lang w:val="en-US"/>
               </w:rPr>
               <w:t>What Needs to be Fixed:</w:t>
+            </w:r>
+            <w:r>
+              <w:rPr>
+                <w:b/>
+                <w:lang w:val="en-US"/>
+              </w:rPr>
+              <w:t xml:space="preserve"> make it so that when the throttle is lowest value make it so that output gives no </w:t>
+            </w:r>
+            <w:proofErr w:type="spellStart"/>
+            <w:r>
+              <w:rPr>
+                <w:b/>
+                <w:lang w:val="en-US"/>
+              </w:rPr>
+              <w:t>pwm</w:t>
+            </w:r>
+            <w:proofErr w:type="spellEnd"/>
+            <w:r>
+              <w:rPr>
+                <w:b/>
+                <w:lang w:val="en-US"/>
+              </w:rPr>
+              <w:t xml:space="preserve"> signal so that motor isn’t effected</w:t>
             </w:r>
           </w:p>
         </w:tc>
@@ -2755,13 +2464,8 @@
               <w:spacing w:line="240" w:lineRule="auto"/>
             </w:pPr>
             <w:r>
-              <w:t xml:space="preserve">What </w:t>
-            </w:r>
-            <w:proofErr w:type="gramStart"/>
-            <w:r>
-              <w:t>actually happened</w:t>
-            </w:r>
-            <w:proofErr w:type="gramEnd"/>
+              <w:t>What actually happened</w:t>
+            </w:r>
           </w:p>
         </w:tc>
         <w:tc>
@@ -2800,6 +2504,12 @@
             <w:pPr>
               <w:spacing w:line="240" w:lineRule="auto"/>
             </w:pPr>
+            <w:r>
+              <w:t xml:space="preserve">Motor rpm </w:t>
+            </w:r>
+            <w:r>
+              <w:t>low</w:t>
+            </w:r>
           </w:p>
         </w:tc>
         <w:tc>
@@ -2817,6 +2527,12 @@
             <w:pPr>
               <w:spacing w:line="240" w:lineRule="auto"/>
             </w:pPr>
+            <w:r>
+              <w:t>Out of range input</w:t>
+            </w:r>
+            <w:r>
+              <w:t>, input mismatch, null value/no throttle input</w:t>
+            </w:r>
           </w:p>
         </w:tc>
         <w:tc>
@@ -2834,6 +2550,15 @@
             <w:pPr>
               <w:spacing w:line="240" w:lineRule="auto"/>
             </w:pPr>
+            <w:r>
+              <w:t xml:space="preserve">Even with the throttle at a </w:t>
+            </w:r>
+            <w:r>
+              <w:t xml:space="preserve">null value input the throttle output still gave a tiny voltage </w:t>
+            </w:r>
+            <w:r>
+              <w:t>making the motor still spin</w:t>
+            </w:r>
           </w:p>
         </w:tc>
         <w:tc>
@@ -2851,6 +2576,18 @@
             <w:pPr>
               <w:spacing w:line="240" w:lineRule="auto"/>
             </w:pPr>
+            <w:r>
+              <w:t xml:space="preserve">In the </w:t>
+            </w:r>
+            <w:r>
+              <w:t>programme</w:t>
+            </w:r>
+            <w:r>
+              <w:t xml:space="preserve"> make it so that if </w:t>
+            </w:r>
+            <w:r>
+              <w:t xml:space="preserve">throttle input value is 0 make it so that output is also 0 </w:t>
+            </w:r>
           </w:p>
         </w:tc>
       </w:tr>
@@ -2870,6 +2607,12 @@
             <w:pPr>
               <w:spacing w:line="240" w:lineRule="auto"/>
             </w:pPr>
+            <w:r>
+              <w:t xml:space="preserve">Clutch </w:t>
+            </w:r>
+            <w:r>
+              <w:t>control</w:t>
+            </w:r>
           </w:p>
         </w:tc>
         <w:tc>
@@ -2887,6 +2630,9 @@
             <w:pPr>
               <w:spacing w:line="240" w:lineRule="auto"/>
             </w:pPr>
+            <w:r>
+              <w:t>Clutch disengaged/ no input from sensor</w:t>
+            </w:r>
           </w:p>
         </w:tc>
         <w:tc>
@@ -2904,6 +2650,9 @@
             <w:pPr>
               <w:spacing w:line="240" w:lineRule="auto"/>
             </w:pPr>
+            <w:r>
+              <w:t xml:space="preserve">When the throttle is pulled the throttle input should be locked out </w:t>
+            </w:r>
           </w:p>
         </w:tc>
         <w:tc>
@@ -2921,6 +2670,9 @@
             <w:pPr>
               <w:spacing w:line="240" w:lineRule="auto"/>
             </w:pPr>
+            <w:r>
+              <w:t>N/A</w:t>
+            </w:r>
           </w:p>
         </w:tc>
       </w:tr>
@@ -2940,6 +2692,9 @@
             <w:pPr>
               <w:spacing w:line="240" w:lineRule="auto"/>
             </w:pPr>
+            <w:r>
+              <w:t>LED dash board matrix</w:t>
+            </w:r>
           </w:p>
         </w:tc>
         <w:tc>
@@ -2957,6 +2712,20 @@
             <w:pPr>
               <w:spacing w:line="240" w:lineRule="auto"/>
             </w:pPr>
+            <w:r>
+              <w:t xml:space="preserve">When clutch disengaged but </w:t>
+            </w:r>
+            <w:r>
+              <w:t xml:space="preserve">motor still spinning meaning </w:t>
+            </w:r>
+            <w:proofErr w:type="spellStart"/>
+            <w:r>
+              <w:t>theire</w:t>
+            </w:r>
+            <w:proofErr w:type="spellEnd"/>
+            <w:r>
+              <w:t xml:space="preserve"> is still rpm</w:t>
+            </w:r>
           </w:p>
         </w:tc>
         <w:tc>
@@ -2974,6 +2743,9 @@
             <w:pPr>
               <w:spacing w:line="240" w:lineRule="auto"/>
             </w:pPr>
+            <w:r>
+              <w:t>When the clutch disengaged the led matrix also turned off</w:t>
+            </w:r>
           </w:p>
         </w:tc>
         <w:tc>
@@ -2991,6 +2763,13 @@
             <w:pPr>
               <w:spacing w:line="240" w:lineRule="auto"/>
             </w:pPr>
+            <w:r>
+              <w:t xml:space="preserve">Should not conform to clutch input should only show rpm of motor, so make so that it shows true rpm counts of motor and </w:t>
+            </w:r>
+            <w:r>
+              <w:lastRenderedPageBreak/>
+              <w:t>shows on dash</w:t>
+            </w:r>
           </w:p>
         </w:tc>
       </w:tr>
